--- a/Core Java - Day 10 - 12-09-2025.docx
+++ b/Core Java - Day 10 - 12-09-2025.docx
@@ -486,21 +486,12 @@
           <w:szCs w:val="28"/>
         </w:rPr>
       </w:pPr>
-      <w:proofErr w:type="gramStart"/>
-      <w:r>
-        <w:rPr>
-          <w:sz w:val="28"/>
-          <w:szCs w:val="28"/>
-        </w:rPr>
-        <w:t>Set :</w:t>
-      </w:r>
-      <w:proofErr w:type="gramEnd"/>
-      <w:r>
-        <w:rPr>
-          <w:sz w:val="28"/>
-          <w:szCs w:val="28"/>
-        </w:rPr>
-        <w:t xml:space="preserve"> </w:t>
+      <w:r>
+        <w:rPr>
+          <w:sz w:val="28"/>
+          <w:szCs w:val="28"/>
+        </w:rPr>
+        <w:t xml:space="preserve">Set : </w:t>
       </w:r>
       <w:r>
         <w:rPr>
@@ -508,22 +499,7 @@
           <w:szCs w:val="28"/>
         </w:rPr>
         <w:tab/>
-      </w:r>
-      <w:proofErr w:type="gramStart"/>
-      <w:r>
-        <w:rPr>
-          <w:sz w:val="28"/>
-          <w:szCs w:val="28"/>
-        </w:rPr>
-        <w:t>unique ,</w:t>
-      </w:r>
-      <w:proofErr w:type="gramEnd"/>
-      <w:r>
-        <w:rPr>
-          <w:sz w:val="28"/>
-          <w:szCs w:val="28"/>
-        </w:rPr>
-        <w:t xml:space="preserve"> it doesn’t provide index concept. Under set few classes may be unorder, order and sorted. </w:t>
+        <w:t xml:space="preserve">unique , it doesn’t provide index concept. Under set few classes may be unorder, order and sorted. </w:t>
       </w:r>
     </w:p>
     <w:p>
@@ -557,7 +533,6 @@
           <w:szCs w:val="28"/>
         </w:rPr>
       </w:pPr>
-      <w:proofErr w:type="gramStart"/>
       <w:r>
         <w:rPr>
           <w:sz w:val="28"/>
@@ -570,15 +545,7 @@
           <w:sz w:val="28"/>
           <w:szCs w:val="28"/>
         </w:rPr>
-        <w:t>:</w:t>
-      </w:r>
-      <w:proofErr w:type="gramEnd"/>
-      <w:r>
-        <w:rPr>
-          <w:sz w:val="28"/>
-          <w:szCs w:val="28"/>
-        </w:rPr>
-        <w:t xml:space="preserve"> unorder </w:t>
+        <w:t xml:space="preserve">: unorder </w:t>
       </w:r>
       <w:r>
         <w:rPr>
@@ -637,7 +604,6 @@
         </w:rPr>
       </w:pPr>
       <w:proofErr w:type="spellStart"/>
-      <w:proofErr w:type="gramStart"/>
       <w:r>
         <w:rPr>
           <w:sz w:val="28"/>
@@ -658,15 +624,7 @@
           <w:sz w:val="28"/>
           <w:szCs w:val="28"/>
         </w:rPr>
-        <w:t>:</w:t>
-      </w:r>
-      <w:proofErr w:type="gramEnd"/>
-      <w:r>
-        <w:rPr>
-          <w:sz w:val="28"/>
-          <w:szCs w:val="28"/>
-        </w:rPr>
-        <w:t xml:space="preserve"> </w:t>
+        <w:t xml:space="preserve">: </w:t>
       </w:r>
       <w:proofErr w:type="spellStart"/>
       <w:r>
@@ -738,7 +696,6 @@
           <w:szCs w:val="28"/>
         </w:rPr>
       </w:pPr>
-      <w:proofErr w:type="gramStart"/>
       <w:r>
         <w:rPr>
           <w:sz w:val="28"/>
@@ -746,7 +703,6 @@
         </w:rPr>
         <w:t>List :</w:t>
       </w:r>
-      <w:proofErr w:type="gramEnd"/>
       <w:r>
         <w:rPr>
           <w:sz w:val="28"/>
@@ -828,7 +784,6 @@
         <w:t xml:space="preserve">Normal Array Vs </w:t>
       </w:r>
       <w:proofErr w:type="spellStart"/>
-      <w:proofErr w:type="gramStart"/>
       <w:r>
         <w:rPr>
           <w:sz w:val="28"/>
@@ -842,31 +797,7 @@
           <w:sz w:val="28"/>
           <w:szCs w:val="28"/>
         </w:rPr>
-        <w:t xml:space="preserve"> :</w:t>
-      </w:r>
-      <w:proofErr w:type="gramEnd"/>
-      <w:r>
-        <w:rPr>
-          <w:sz w:val="28"/>
-          <w:szCs w:val="28"/>
-        </w:rPr>
-        <w:t xml:space="preserve"> Normal array is known as fixed in memory size. It </w:t>
-      </w:r>
-      <w:proofErr w:type="gramStart"/>
-      <w:r>
-        <w:rPr>
-          <w:sz w:val="28"/>
-          <w:szCs w:val="28"/>
-        </w:rPr>
-        <w:t>allow</w:t>
-      </w:r>
-      <w:proofErr w:type="gramEnd"/>
-      <w:r>
-        <w:rPr>
-          <w:sz w:val="28"/>
-          <w:szCs w:val="28"/>
-        </w:rPr>
-        <w:t xml:space="preserve"> to store same data types values. It doesn’t provide any </w:t>
+        <w:t xml:space="preserve"> : Normal array is known as fixed in memory size. It allow to store same data types values. It doesn’t provide any </w:t>
       </w:r>
       <w:proofErr w:type="spellStart"/>
       <w:r>
@@ -906,23 +837,7 @@
           <w:szCs w:val="28"/>
         </w:rPr>
         <w:lastRenderedPageBreak/>
-        <w:t xml:space="preserve">dynamic in memory, it </w:t>
-      </w:r>
-      <w:proofErr w:type="gramStart"/>
-      <w:r>
-        <w:rPr>
-          <w:sz w:val="28"/>
-          <w:szCs w:val="28"/>
-        </w:rPr>
-        <w:t>allow</w:t>
-      </w:r>
-      <w:proofErr w:type="gramEnd"/>
-      <w:r>
-        <w:rPr>
-          <w:sz w:val="28"/>
-          <w:szCs w:val="28"/>
-        </w:rPr>
-        <w:t xml:space="preserve"> to store same as well as different data types values. It provided lot of </w:t>
+        <w:t xml:space="preserve">dynamic in memory, it allow to store same as well as different data types values. It provided lot of </w:t>
       </w:r>
       <w:proofErr w:type="spellStart"/>
       <w:r>
@@ -1058,7 +973,7 @@
           </mc:Choice>
           <mc:Fallback>
             <w:pict>
-              <v:rect w14:anchorId="39050C09" id="Rectangle 1" o:spid="_x0000_s1026" style="position:absolute;margin-left:56.05pt;margin-top:2.95pt;width:120.3pt;height:23.2pt;z-index:251659264;visibility:visible;mso-wrap-style:square;mso-wrap-distance-left:9pt;mso-wrap-distance-top:0;mso-wrap-distance-right:9pt;mso-wrap-distance-bottom:0;mso-position-horizontal:absolute;mso-position-horizontal-relative:text;mso-position-vertical:absolute;mso-position-vertical-relative:text;v-text-anchor:middle" o:gfxdata="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" fillcolor="white [3201]" strokecolor="#70ad47 [3209]" strokeweight="1pt"/>
+              <v:rect w14:anchorId="383C786C" id="Rectangle 1" o:spid="_x0000_s1026" style="position:absolute;margin-left:56.05pt;margin-top:2.95pt;width:120.3pt;height:23.2pt;z-index:251659264;visibility:visible;mso-wrap-style:square;mso-wrap-distance-left:9pt;mso-wrap-distance-top:0;mso-wrap-distance-right:9pt;mso-wrap-distance-bottom:0;mso-position-horizontal:absolute;mso-position-horizontal-relative:text;mso-position-vertical:absolute;mso-position-vertical-relative:text;v-text-anchor:middle" o:gfxdata="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" fillcolor="white [3201]" strokecolor="#70ad47 [3209]" strokeweight="1pt"/>
             </w:pict>
           </mc:Fallback>
         </mc:AlternateContent>
@@ -1121,7 +1036,7 @@
           </mc:Choice>
           <mc:Fallback>
             <w:pict>
-              <v:line w14:anchorId="346D113D" id="Straight Connector 7" o:spid="_x0000_s1026" style="position:absolute;flip:x;z-index:251668480;visibility:visible;mso-wrap-style:square;mso-wrap-distance-left:9pt;mso-wrap-distance-top:0;mso-wrap-distance-right:9pt;mso-wrap-distance-bottom:0;mso-position-horizontal:absolute;mso-position-horizontal-relative:text;mso-position-vertical:absolute;mso-position-vertical-relative:text" from="435.65pt,.7pt" to="437.45pt,27.6pt" o:gfxdata="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" strokecolor="#4472c4 [3204]" strokeweight=".5pt">
+              <v:line w14:anchorId="6C7E74D2" id="Straight Connector 7" o:spid="_x0000_s1026" style="position:absolute;flip:x;z-index:251668480;visibility:visible;mso-wrap-style:square;mso-wrap-distance-left:9pt;mso-wrap-distance-top:0;mso-wrap-distance-right:9pt;mso-wrap-distance-bottom:0;mso-position-horizontal:absolute;mso-position-horizontal-relative:text;mso-position-vertical:absolute;mso-position-vertical-relative:text" from="435.65pt,.7pt" to="437.45pt,27.6pt" o:gfxdata="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" strokecolor="#4472c4 [3204]" strokeweight=".5pt">
                 <v:stroke joinstyle="miter"/>
               </v:line>
             </w:pict>
@@ -1186,7 +1101,7 @@
           </mc:Choice>
           <mc:Fallback>
             <w:pict>
-              <v:line w14:anchorId="73B8A871" id="Straight Connector 6" o:spid="_x0000_s1026" style="position:absolute;z-index:251667456;visibility:visible;mso-wrap-style:square;mso-wrap-distance-left:9pt;mso-wrap-distance-top:0;mso-wrap-distance-right:9pt;mso-wrap-distance-bottom:0;mso-position-horizontal:absolute;mso-position-horizontal-relative:text;mso-position-vertical:absolute;mso-position-vertical-relative:text" from="276.6pt,1.2pt" to="277.05pt,24pt" o:gfxdata="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" strokecolor="#4472c4 [3204]" strokeweight=".5pt">
+              <v:line w14:anchorId="6910E75F" id="Straight Connector 6" o:spid="_x0000_s1026" style="position:absolute;z-index:251667456;visibility:visible;mso-wrap-style:square;mso-wrap-distance-left:9pt;mso-wrap-distance-top:0;mso-wrap-distance-right:9pt;mso-wrap-distance-bottom:0;mso-position-horizontal:absolute;mso-position-horizontal-relative:text;mso-position-vertical:absolute;mso-position-vertical-relative:text" from="276.6pt,1.2pt" to="277.05pt,24pt" o:gfxdata="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" strokecolor="#4472c4 [3204]" strokeweight=".5pt">
                 <v:stroke joinstyle="miter"/>
               </v:line>
             </w:pict>
@@ -1251,7 +1166,7 @@
           </mc:Choice>
           <mc:Fallback>
             <w:pict>
-              <v:line w14:anchorId="37203143" id="Straight Connector 5" o:spid="_x0000_s1026" style="position:absolute;flip:x;z-index:251666432;visibility:visible;mso-wrap-style:square;mso-wrap-distance-left:9pt;mso-wrap-distance-top:0;mso-wrap-distance-right:9pt;mso-wrap-distance-bottom:0;mso-position-horizontal:absolute;mso-position-horizontal-relative:text;mso-position-vertical:absolute;mso-position-vertical-relative:text" from="107.55pt,1.2pt" to="108pt,22.6pt" o:gfxdata="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" strokecolor="#4472c4 [3204]" strokeweight=".5pt">
+              <v:line w14:anchorId="76FEF810" id="Straight Connector 5" o:spid="_x0000_s1026" style="position:absolute;flip:x;z-index:251666432;visibility:visible;mso-wrap-style:square;mso-wrap-distance-left:9pt;mso-wrap-distance-top:0;mso-wrap-distance-right:9pt;mso-wrap-distance-bottom:0;mso-position-horizontal:absolute;mso-position-horizontal-relative:text;mso-position-vertical:absolute;mso-position-vertical-relative:text" from="107.55pt,1.2pt" to="108pt,22.6pt" o:gfxdata="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" strokecolor="#4472c4 [3204]" strokeweight=".5pt">
                 <v:stroke joinstyle="miter"/>
               </v:line>
             </w:pict>
@@ -1319,7 +1234,7 @@
           </mc:Choice>
           <mc:Fallback>
             <w:pict>
-              <v:shapetype w14:anchorId="479C4D18" id="_x0000_t32" coordsize="21600,21600" o:spt="32" o:oned="t" path="m,l21600,21600e" filled="f">
+              <v:shapetype w14:anchorId="1C23285D" id="_x0000_t32" coordsize="21600,21600" o:spt="32" o:oned="t" path="m,l21600,21600e" filled="f">
                 <v:path arrowok="t" fillok="f" o:connecttype="none"/>
                 <o:lock v:ext="edit" shapetype="t"/>
               </v:shapetype>
@@ -1391,7 +1306,7 @@
           </mc:Choice>
           <mc:Fallback>
             <w:pict>
-              <v:shape w14:anchorId="53208193" id="Straight Arrow Connector 2" o:spid="_x0000_s1026" type="#_x0000_t32" style="position:absolute;margin-left:179.55pt;margin-top:11.2pt;width:37.8pt;height:1.35pt;z-index:251664384;visibility:visible;mso-wrap-style:square;mso-wrap-distance-left:9pt;mso-wrap-distance-top:0;mso-wrap-distance-right:9pt;mso-wrap-distance-bottom:0;mso-position-horizontal:absolute;mso-position-horizontal-relative:text;mso-position-vertical:absolute;mso-position-vertical-relative:text" o:gfxdata="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" strokecolor="#4472c4 [3204]" strokeweight=".5pt">
+              <v:shape w14:anchorId="4A4A783B" id="Straight Arrow Connector 2" o:spid="_x0000_s1026" type="#_x0000_t32" style="position:absolute;margin-left:179.55pt;margin-top:11.2pt;width:37.8pt;height:1.35pt;z-index:251664384;visibility:visible;mso-wrap-style:square;mso-wrap-distance-left:9pt;mso-wrap-distance-top:0;mso-wrap-distance-right:9pt;mso-wrap-distance-bottom:0;mso-position-horizontal:absolute;mso-position-horizontal-relative:text;mso-position-vertical:absolute;mso-position-vertical-relative:text" o:gfxdata="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" strokecolor="#4472c4 [3204]" strokeweight=".5pt">
                 <v:stroke endarrow="block" joinstyle="miter"/>
               </v:shape>
             </w:pict>
@@ -1461,7 +1376,7 @@
           </mc:Choice>
           <mc:Fallback>
             <w:pict>
-              <v:rect w14:anchorId="5E2D6A7D" id="Rectangle 1" o:spid="_x0000_s1026" style="position:absolute;margin-left:374.75pt;margin-top:.4pt;width:120.3pt;height:23.25pt;z-index:251663360;visibility:visible;mso-wrap-style:square;mso-wrap-distance-left:9pt;mso-wrap-distance-top:0;mso-wrap-distance-right:9pt;mso-wrap-distance-bottom:0;mso-position-horizontal:absolute;mso-position-horizontal-relative:text;mso-position-vertical:absolute;mso-position-vertical-relative:text;v-text-anchor:middle" o:gfxdata="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" fillcolor="white [3201]" strokecolor="#70ad47 [3209]" strokeweight="1pt"/>
+              <v:rect w14:anchorId="71DA0329" id="Rectangle 1" o:spid="_x0000_s1026" style="position:absolute;margin-left:374.75pt;margin-top:.4pt;width:120.3pt;height:23.25pt;z-index:251663360;visibility:visible;mso-wrap-style:square;mso-wrap-distance-left:9pt;mso-wrap-distance-top:0;mso-wrap-distance-right:9pt;mso-wrap-distance-bottom:0;mso-position-horizontal:absolute;mso-position-horizontal-relative:text;mso-position-vertical:absolute;mso-position-vertical-relative:text;v-text-anchor:middle" o:gfxdata="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" fillcolor="white [3201]" strokecolor="#70ad47 [3209]" strokeweight="1pt"/>
             </w:pict>
           </mc:Fallback>
         </mc:AlternateContent>
@@ -1529,7 +1444,7 @@
           </mc:Choice>
           <mc:Fallback>
             <w:pict>
-              <v:rect w14:anchorId="23BDDAFC" id="Rectangle 1" o:spid="_x0000_s1026" style="position:absolute;margin-left:3in;margin-top:1.8pt;width:120.3pt;height:23.25pt;z-index:251661312;visibility:visible;mso-wrap-style:square;mso-wrap-distance-left:9pt;mso-wrap-distance-top:0;mso-wrap-distance-right:9pt;mso-wrap-distance-bottom:0;mso-position-horizontal:absolute;mso-position-horizontal-relative:text;mso-position-vertical:absolute;mso-position-vertical-relative:text;v-text-anchor:middle" o:gfxdata="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" fillcolor="white [3201]" strokecolor="#70ad47 [3209]" strokeweight="1pt"/>
+              <v:rect w14:anchorId="219D39D9" id="Rectangle 1" o:spid="_x0000_s1026" style="position:absolute;margin-left:3in;margin-top:1.8pt;width:120.3pt;height:23.25pt;z-index:251661312;visibility:visible;mso-wrap-style:square;mso-wrap-distance-left:9pt;mso-wrap-distance-top:0;mso-wrap-distance-right:9pt;mso-wrap-distance-bottom:0;mso-position-horizontal:absolute;mso-position-horizontal-relative:text;mso-position-vertical:absolute;mso-position-vertical-relative:text;v-text-anchor:middle" o:gfxdata="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" fillcolor="white [3201]" strokecolor="#70ad47 [3209]" strokeweight="1pt"/>
             </w:pict>
           </mc:Fallback>
         </mc:AlternateContent>
@@ -1605,7 +1520,7 @@
           </mc:Choice>
           <mc:Fallback>
             <w:pict>
-              <v:shape w14:anchorId="307900CF" id="Straight Arrow Connector 13" o:spid="_x0000_s1026" type="#_x0000_t32" style="position:absolute;margin-left:200.5pt;margin-top:14.85pt;width:66.1pt;height:0;z-index:251676672;visibility:visible;mso-wrap-style:square;mso-wrap-distance-left:9pt;mso-wrap-distance-top:0;mso-wrap-distance-right:9pt;mso-wrap-distance-bottom:0;mso-position-horizontal:absolute;mso-position-horizontal-relative:text;mso-position-vertical:absolute;mso-position-vertical-relative:text" o:gfxdata="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" strokecolor="#4472c4 [3204]" strokeweight=".5pt">
+              <v:shape w14:anchorId="1E1F85BD" id="Straight Arrow Connector 13" o:spid="_x0000_s1026" type="#_x0000_t32" style="position:absolute;margin-left:200.5pt;margin-top:14.85pt;width:66.1pt;height:0;z-index:251676672;visibility:visible;mso-wrap-style:square;mso-wrap-distance-left:9pt;mso-wrap-distance-top:0;mso-wrap-distance-right:9pt;mso-wrap-distance-bottom:0;mso-position-horizontal:absolute;mso-position-horizontal-relative:text;mso-position-vertical:absolute;mso-position-vertical-relative:text" o:gfxdata="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" strokecolor="#4472c4 [3204]" strokeweight=".5pt">
                 <v:stroke endarrow="block" joinstyle="miter"/>
               </v:shape>
             </w:pict>
@@ -1670,7 +1585,7 @@
           </mc:Choice>
           <mc:Fallback>
             <w:pict>
-              <v:line w14:anchorId="397EA594" id="Straight Connector 12" o:spid="_x0000_s1026" style="position:absolute;z-index:251675648;visibility:visible;mso-wrap-style:square;mso-wrap-distance-left:9pt;mso-wrap-distance-top:0;mso-wrap-distance-right:9pt;mso-wrap-distance-bottom:0;mso-position-horizontal:absolute;mso-position-horizontal-relative:text;mso-position-vertical:absolute;mso-position-vertical-relative:text" from="349.95pt,4.8pt" to="352.25pt,31.2pt" o:gfxdata="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" strokecolor="#4472c4 [3204]" strokeweight=".5pt">
+              <v:line w14:anchorId="287C54AC" id="Straight Connector 12" o:spid="_x0000_s1026" style="position:absolute;z-index:251675648;visibility:visible;mso-wrap-style:square;mso-wrap-distance-left:9pt;mso-wrap-distance-top:0;mso-wrap-distance-right:9pt;mso-wrap-distance-bottom:0;mso-position-horizontal:absolute;mso-position-horizontal-relative:text;mso-position-vertical:absolute;mso-position-vertical-relative:text" from="349.95pt,4.8pt" to="352.25pt,31.2pt" o:gfxdata="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" strokecolor="#4472c4 [3204]" strokeweight=".5pt">
                 <v:stroke joinstyle="miter"/>
               </v:line>
             </w:pict>
@@ -1735,7 +1650,7 @@
           </mc:Choice>
           <mc:Fallback>
             <w:pict>
-              <v:line w14:anchorId="7A2B447B" id="Straight Connector 11" o:spid="_x0000_s1026" style="position:absolute;z-index:251674624;visibility:visible;mso-wrap-style:square;mso-wrap-distance-left:9pt;mso-wrap-distance-top:0;mso-wrap-distance-right:9pt;mso-wrap-distance-bottom:0;mso-position-horizontal:absolute;mso-position-horizontal-relative:text;mso-position-vertical:absolute;mso-position-vertical-relative:text" from="302.6pt,6.15pt" to="305.35pt,31.65pt" o:gfxdata="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" strokecolor="#4472c4 [3204]" strokeweight=".5pt">
+              <v:line w14:anchorId="21498198" id="Straight Connector 11" o:spid="_x0000_s1026" style="position:absolute;z-index:251674624;visibility:visible;mso-wrap-style:square;mso-wrap-distance-left:9pt;mso-wrap-distance-top:0;mso-wrap-distance-right:9pt;mso-wrap-distance-bottom:0;mso-position-horizontal:absolute;mso-position-horizontal-relative:text;mso-position-vertical:absolute;mso-position-vertical-relative:text" from="302.6pt,6.15pt" to="305.35pt,31.65pt" o:gfxdata="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" strokecolor="#4472c4 [3204]" strokeweight=".5pt">
                 <v:stroke joinstyle="miter"/>
               </v:line>
             </w:pict>
@@ -1805,7 +1720,7 @@
           </mc:Choice>
           <mc:Fallback>
             <w:pict>
-              <v:rect w14:anchorId="72FD7F6A" id="Rectangle 8" o:spid="_x0000_s1026" style="position:absolute;margin-left:258.4pt;margin-top:5.4pt;width:152.2pt;height:25.95pt;z-index:251673600;visibility:visible;mso-wrap-style:square;mso-wrap-distance-left:9pt;mso-wrap-distance-top:0;mso-wrap-distance-right:9pt;mso-wrap-distance-bottom:0;mso-position-horizontal:absolute;mso-position-horizontal-relative:text;mso-position-vertical:absolute;mso-position-vertical-relative:text;v-text-anchor:middle" o:gfxdata="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" fillcolor="white [3201]" strokecolor="#70ad47 [3209]" strokeweight="1pt"/>
+              <v:rect w14:anchorId="494A68A8" id="Rectangle 8" o:spid="_x0000_s1026" style="position:absolute;margin-left:258.4pt;margin-top:5.4pt;width:152.2pt;height:25.95pt;z-index:251673600;visibility:visible;mso-wrap-style:square;mso-wrap-distance-left:9pt;mso-wrap-distance-top:0;mso-wrap-distance-right:9pt;mso-wrap-distance-bottom:0;mso-position-horizontal:absolute;mso-position-horizontal-relative:text;mso-position-vertical:absolute;mso-position-vertical-relative:text;v-text-anchor:middle" o:gfxdata="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" fillcolor="white [3201]" strokecolor="#70ad47 [3209]" strokeweight="1pt"/>
             </w:pict>
           </mc:Fallback>
         </mc:AlternateContent>
@@ -1868,7 +1783,7 @@
           </mc:Choice>
           <mc:Fallback>
             <w:pict>
-              <v:line w14:anchorId="691EA98A" id="Straight Connector 10" o:spid="_x0000_s1026" style="position:absolute;z-index:251671552;visibility:visible;mso-wrap-style:square;mso-wrap-distance-left:9pt;mso-wrap-distance-top:0;mso-wrap-distance-right:9pt;mso-wrap-distance-bottom:0;mso-position-horizontal:absolute;mso-position-horizontal-relative:text;mso-position-vertical:absolute;mso-position-vertical-relative:text" from="144.45pt,8.9pt" to="144.9pt,33.5pt" o:gfxdata="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" strokecolor="#4472c4 [3204]" strokeweight=".5pt">
+              <v:line w14:anchorId="6ABD0291" id="Straight Connector 10" o:spid="_x0000_s1026" style="position:absolute;z-index:251671552;visibility:visible;mso-wrap-style:square;mso-wrap-distance-left:9pt;mso-wrap-distance-top:0;mso-wrap-distance-right:9pt;mso-wrap-distance-bottom:0;mso-position-horizontal:absolute;mso-position-horizontal-relative:text;mso-position-vertical:absolute;mso-position-vertical-relative:text" from="144.45pt,8.9pt" to="144.9pt,33.5pt" o:gfxdata="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" strokecolor="#4472c4 [3204]" strokeweight=".5pt">
                 <v:stroke joinstyle="miter"/>
               </v:line>
             </w:pict>
@@ -1933,7 +1848,7 @@
           </mc:Choice>
           <mc:Fallback>
             <w:pict>
-              <v:line w14:anchorId="7CDE4D1E" id="Straight Connector 9" o:spid="_x0000_s1026" style="position:absolute;z-index:251670528;visibility:visible;mso-wrap-style:square;mso-wrap-distance-left:9pt;mso-wrap-distance-top:0;mso-wrap-distance-right:9pt;mso-wrap-distance-bottom:0;mso-position-horizontal:absolute;mso-position-horizontal-relative:text;mso-position-vertical:absolute;mso-position-vertical-relative:text" from="95.7pt,7.55pt" to="96.6pt,34.9pt" o:gfxdata="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" strokecolor="#4472c4 [3204]" strokeweight=".5pt">
+              <v:line w14:anchorId="7EB4DDDF" id="Straight Connector 9" o:spid="_x0000_s1026" style="position:absolute;z-index:251670528;visibility:visible;mso-wrap-style:square;mso-wrap-distance-left:9pt;mso-wrap-distance-top:0;mso-wrap-distance-right:9pt;mso-wrap-distance-bottom:0;mso-position-horizontal:absolute;mso-position-horizontal-relative:text;mso-position-vertical:absolute;mso-position-vertical-relative:text" from="95.7pt,7.55pt" to="96.6pt,34.9pt" o:gfxdata="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" strokecolor="#4472c4 [3204]" strokeweight=".5pt">
                 <v:stroke joinstyle="miter"/>
               </v:line>
             </w:pict>
@@ -2003,7 +1918,7 @@
           </mc:Choice>
           <mc:Fallback>
             <w:pict>
-              <v:rect w14:anchorId="299AA57B" id="Rectangle 8" o:spid="_x0000_s1026" style="position:absolute;margin-left:48.3pt;margin-top:7.55pt;width:152.2pt;height:25.95pt;z-index:251669504;visibility:visible;mso-wrap-style:square;mso-wrap-distance-left:9pt;mso-wrap-distance-top:0;mso-wrap-distance-right:9pt;mso-wrap-distance-bottom:0;mso-position-horizontal:absolute;mso-position-horizontal-relative:text;mso-position-vertical:absolute;mso-position-vertical-relative:text;v-text-anchor:middle" o:gfxdata="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" fillcolor="white [3201]" strokecolor="#70ad47 [3209]" strokeweight="1pt"/>
+              <v:rect w14:anchorId="33134B38" id="Rectangle 8" o:spid="_x0000_s1026" style="position:absolute;margin-left:48.3pt;margin-top:7.55pt;width:152.2pt;height:25.95pt;z-index:251669504;visibility:visible;mso-wrap-style:square;mso-wrap-distance-left:9pt;mso-wrap-distance-top:0;mso-wrap-distance-right:9pt;mso-wrap-distance-bottom:0;mso-position-horizontal:absolute;mso-position-horizontal-relative:text;mso-position-vertical:absolute;mso-position-vertical-relative:text;v-text-anchor:middle" o:gfxdata="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" fillcolor="white [3201]" strokecolor="#70ad47 [3209]" strokeweight="1pt"/>
             </w:pict>
           </mc:Fallback>
         </mc:AlternateContent>
@@ -2079,7 +1994,7 @@
           </mc:Choice>
           <mc:Fallback>
             <w:pict>
-              <v:shape w14:anchorId="72A18D5E" id="Straight Arrow Connector 14" o:spid="_x0000_s1026" type="#_x0000_t32" style="position:absolute;margin-left:199.15pt;margin-top:3.65pt;width:59.7pt;height:2.75pt;flip:x;z-index:251677696;visibility:visible;mso-wrap-style:square;mso-wrap-distance-left:9pt;mso-wrap-distance-top:0;mso-wrap-distance-right:9pt;mso-wrap-distance-bottom:0;mso-position-horizontal:absolute;mso-position-horizontal-relative:text;mso-position-vertical:absolute;mso-position-vertical-relative:text" o:gfxdata="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" strokecolor="#4472c4 [3204]" strokeweight=".5pt">
+              <v:shape w14:anchorId="503927FB" id="Straight Arrow Connector 14" o:spid="_x0000_s1026" type="#_x0000_t32" style="position:absolute;margin-left:199.15pt;margin-top:3.65pt;width:59.7pt;height:2.75pt;flip:x;z-index:251677696;visibility:visible;mso-wrap-style:square;mso-wrap-distance-left:9pt;mso-wrap-distance-top:0;mso-wrap-distance-right:9pt;mso-wrap-distance-bottom:0;mso-position-horizontal:absolute;mso-position-horizontal-relative:text;mso-position-vertical:absolute;mso-position-vertical-relative:text" o:gfxdata="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" strokecolor="#4472c4 [3204]" strokeweight=".5pt">
                 <v:stroke endarrow="block" joinstyle="miter"/>
               </v:shape>
             </w:pict>
@@ -2158,7 +2073,6 @@
         <w:t xml:space="preserve">, data </w:t>
       </w:r>
       <w:proofErr w:type="spellStart"/>
-      <w:proofErr w:type="gramStart"/>
       <w:r>
         <w:rPr>
           <w:sz w:val="28"/>
@@ -2172,15 +2086,7 @@
           <w:sz w:val="28"/>
           <w:szCs w:val="28"/>
         </w:rPr>
-        <w:t xml:space="preserve"> ,</w:t>
-      </w:r>
-      <w:proofErr w:type="gramEnd"/>
-      <w:r>
-        <w:rPr>
-          <w:sz w:val="28"/>
-          <w:szCs w:val="28"/>
-        </w:rPr>
-        <w:t xml:space="preserve"> data </w:t>
+        <w:t xml:space="preserve"> , data </w:t>
       </w:r>
       <w:proofErr w:type="spellStart"/>
       <w:r>
@@ -2342,7 +2248,6 @@
           <w:szCs w:val="28"/>
         </w:rPr>
       </w:pPr>
-      <w:proofErr w:type="gramStart"/>
       <w:r>
         <w:rPr>
           <w:sz w:val="28"/>
@@ -2355,15 +2260,7 @@
           <w:sz w:val="28"/>
           <w:szCs w:val="28"/>
         </w:rPr>
-        <w:t>:</w:t>
-      </w:r>
-      <w:proofErr w:type="gramEnd"/>
-      <w:r>
-        <w:rPr>
-          <w:sz w:val="28"/>
-          <w:szCs w:val="28"/>
-        </w:rPr>
-        <w:t xml:space="preserve"> Vector is known as legacy class. Vector by default all methods are synchronized. Vector is thread safe but slow in performance. </w:t>
+        <w:t xml:space="preserve">: Vector is known as legacy class. Vector by default all methods are synchronized. Vector is thread safe but slow in performance. </w:t>
       </w:r>
     </w:p>
     <w:p>
@@ -2378,7 +2275,6 @@
           <w:szCs w:val="28"/>
         </w:rPr>
       </w:pPr>
-      <w:proofErr w:type="gramStart"/>
       <w:r>
         <w:rPr>
           <w:sz w:val="28"/>
@@ -2391,63 +2287,7 @@
           <w:sz w:val="28"/>
           <w:szCs w:val="28"/>
         </w:rPr>
-        <w:t>:</w:t>
-      </w:r>
-      <w:proofErr w:type="gramEnd"/>
-      <w:r>
-        <w:rPr>
-          <w:sz w:val="28"/>
-          <w:szCs w:val="28"/>
-        </w:rPr>
-        <w:t xml:space="preserve"> Stack is one of the very importance data </w:t>
-      </w:r>
-      <w:proofErr w:type="gramStart"/>
-      <w:r>
-        <w:rPr>
-          <w:sz w:val="28"/>
-          <w:szCs w:val="28"/>
-        </w:rPr>
-        <w:t>structure</w:t>
-      </w:r>
-      <w:proofErr w:type="gramEnd"/>
-      <w:r>
-        <w:rPr>
-          <w:sz w:val="28"/>
-          <w:szCs w:val="28"/>
-        </w:rPr>
-        <w:t xml:space="preserve"> which provide a </w:t>
-      </w:r>
-      <w:proofErr w:type="gramStart"/>
-      <w:r>
-        <w:rPr>
-          <w:sz w:val="28"/>
-          <w:szCs w:val="28"/>
-        </w:rPr>
-        <w:t>features</w:t>
-      </w:r>
-      <w:proofErr w:type="gramEnd"/>
-      <w:r>
-        <w:rPr>
-          <w:sz w:val="28"/>
-          <w:szCs w:val="28"/>
-        </w:rPr>
-        <w:t xml:space="preserve"> as First </w:t>
-      </w:r>
-      <w:proofErr w:type="gramStart"/>
-      <w:r>
-        <w:rPr>
-          <w:sz w:val="28"/>
-          <w:szCs w:val="28"/>
-        </w:rPr>
-        <w:t>In</w:t>
-      </w:r>
-      <w:proofErr w:type="gramEnd"/>
-      <w:r>
-        <w:rPr>
-          <w:sz w:val="28"/>
-          <w:szCs w:val="28"/>
-        </w:rPr>
-        <w:t xml:space="preserve"> Last Out or last in first out. </w:t>
+        <w:t xml:space="preserve">: Stack is one of the very importance data structure which provide a features as First In Last Out or last in first out. </w:t>
       </w:r>
     </w:p>
     <w:p>
@@ -2459,21 +2299,12 @@
           <w:szCs w:val="28"/>
         </w:rPr>
       </w:pPr>
-      <w:proofErr w:type="gramStart"/>
-      <w:r>
-        <w:rPr>
-          <w:sz w:val="28"/>
-          <w:szCs w:val="28"/>
-        </w:rPr>
-        <w:t>Push :</w:t>
-      </w:r>
-      <w:proofErr w:type="gramEnd"/>
-      <w:r>
-        <w:rPr>
-          <w:sz w:val="28"/>
-          <w:szCs w:val="28"/>
-        </w:rPr>
-        <w:t xml:space="preserve"> add the element </w:t>
+      <w:r>
+        <w:rPr>
+          <w:sz w:val="28"/>
+          <w:szCs w:val="28"/>
+        </w:rPr>
+        <w:t xml:space="preserve">Push : add the element </w:t>
       </w:r>
     </w:p>
     <w:p>
@@ -2485,21 +2316,12 @@
           <w:szCs w:val="28"/>
         </w:rPr>
       </w:pPr>
-      <w:proofErr w:type="gramStart"/>
-      <w:r>
-        <w:rPr>
-          <w:sz w:val="28"/>
-          <w:szCs w:val="28"/>
-        </w:rPr>
-        <w:t>Pop :</w:t>
-      </w:r>
-      <w:proofErr w:type="gramEnd"/>
-      <w:r>
-        <w:rPr>
-          <w:sz w:val="28"/>
-          <w:szCs w:val="28"/>
-        </w:rPr>
-        <w:t xml:space="preserve"> remove top most element </w:t>
+      <w:r>
+        <w:rPr>
+          <w:sz w:val="28"/>
+          <w:szCs w:val="28"/>
+        </w:rPr>
+        <w:t xml:space="preserve">Pop : remove top most element </w:t>
       </w:r>
     </w:p>
     <w:p>
@@ -2511,21 +2333,12 @@
           <w:szCs w:val="28"/>
         </w:rPr>
       </w:pPr>
-      <w:proofErr w:type="gramStart"/>
-      <w:r>
-        <w:rPr>
-          <w:sz w:val="28"/>
-          <w:szCs w:val="28"/>
-        </w:rPr>
-        <w:t>Peek :</w:t>
-      </w:r>
-      <w:proofErr w:type="gramEnd"/>
-      <w:r>
-        <w:rPr>
-          <w:sz w:val="28"/>
-          <w:szCs w:val="28"/>
-        </w:rPr>
-        <w:t xml:space="preserve"> to check top most element </w:t>
+      <w:r>
+        <w:rPr>
+          <w:sz w:val="28"/>
+          <w:szCs w:val="28"/>
+        </w:rPr>
+        <w:t xml:space="preserve">Peek : to check top most element </w:t>
       </w:r>
     </w:p>
     <w:p>
@@ -2537,21 +2350,12 @@
           <w:szCs w:val="28"/>
         </w:rPr>
       </w:pPr>
-      <w:proofErr w:type="gramStart"/>
-      <w:r>
-        <w:rPr>
-          <w:sz w:val="28"/>
-          <w:szCs w:val="28"/>
-        </w:rPr>
-        <w:t>empty :</w:t>
-      </w:r>
-      <w:proofErr w:type="gramEnd"/>
-      <w:r>
-        <w:rPr>
-          <w:sz w:val="28"/>
-          <w:szCs w:val="28"/>
-        </w:rPr>
-        <w:t xml:space="preserve"> it is empty or not. </w:t>
+      <w:r>
+        <w:rPr>
+          <w:sz w:val="28"/>
+          <w:szCs w:val="28"/>
+        </w:rPr>
+        <w:t xml:space="preserve">empty : it is empty or not. </w:t>
       </w:r>
     </w:p>
     <w:p>
@@ -2563,31 +2367,21 @@
           <w:szCs w:val="28"/>
         </w:rPr>
       </w:pPr>
-      <w:proofErr w:type="gramStart"/>
-      <w:r>
-        <w:rPr>
-          <w:sz w:val="28"/>
-          <w:szCs w:val="28"/>
-        </w:rPr>
-        <w:t>size :</w:t>
-      </w:r>
-      <w:proofErr w:type="gramEnd"/>
-      <w:r>
-        <w:rPr>
-          <w:sz w:val="28"/>
-          <w:szCs w:val="28"/>
-        </w:rPr>
-        <w:t xml:space="preserve">  to check the size. </w:t>
-      </w:r>
-    </w:p>
-    <w:p>
-      <w:pPr>
-        <w:rPr>
-          <w:sz w:val="28"/>
-          <w:szCs w:val="28"/>
-        </w:rPr>
-      </w:pPr>
-      <w:proofErr w:type="gramStart"/>
+      <w:r>
+        <w:rPr>
+          <w:sz w:val="28"/>
+          <w:szCs w:val="28"/>
+        </w:rPr>
+        <w:t xml:space="preserve">size :  to check the size. </w:t>
+      </w:r>
+    </w:p>
+    <w:p>
+      <w:pPr>
+        <w:rPr>
+          <w:sz w:val="28"/>
+          <w:szCs w:val="28"/>
+        </w:rPr>
+      </w:pPr>
       <w:r>
         <w:rPr>
           <w:b/>
@@ -2597,45 +2391,12 @@
         </w:rPr>
         <w:t>Queue :</w:t>
       </w:r>
-      <w:proofErr w:type="gramEnd"/>
-      <w:r>
-        <w:rPr>
-          <w:sz w:val="28"/>
-          <w:szCs w:val="28"/>
-        </w:rPr>
-        <w:t xml:space="preserve"> can allow duplicate. Queue is type of data structure which provide a </w:t>
-      </w:r>
-      <w:proofErr w:type="gramStart"/>
-      <w:r>
-        <w:rPr>
-          <w:sz w:val="28"/>
-          <w:szCs w:val="28"/>
-        </w:rPr>
-        <w:t>features</w:t>
-      </w:r>
-      <w:proofErr w:type="gramEnd"/>
-      <w:r>
-        <w:rPr>
-          <w:sz w:val="28"/>
-          <w:szCs w:val="28"/>
-        </w:rPr>
-        <w:t xml:space="preserve"> as FIFO (First </w:t>
-      </w:r>
-      <w:proofErr w:type="gramStart"/>
-      <w:r>
-        <w:rPr>
-          <w:sz w:val="28"/>
-          <w:szCs w:val="28"/>
-        </w:rPr>
-        <w:t>In</w:t>
-      </w:r>
-      <w:proofErr w:type="gramEnd"/>
-      <w:r>
-        <w:rPr>
-          <w:sz w:val="28"/>
-          <w:szCs w:val="28"/>
-        </w:rPr>
-        <w:t xml:space="preserve"> First Out).  </w:t>
+      <w:r>
+        <w:rPr>
+          <w:sz w:val="28"/>
+          <w:szCs w:val="28"/>
+        </w:rPr>
+        <w:t xml:space="preserve"> can allow duplicate. Queue is type of data structure which provide a features as FIFO (First In First Out).  </w:t>
       </w:r>
     </w:p>
     <w:p>
@@ -2730,23 +2491,7 @@
           <w:sz w:val="28"/>
           <w:szCs w:val="28"/>
         </w:rPr>
-        <w:t xml:space="preserve"> it </w:t>
-      </w:r>
-      <w:proofErr w:type="gramStart"/>
-      <w:r>
-        <w:rPr>
-          <w:sz w:val="28"/>
-          <w:szCs w:val="28"/>
-        </w:rPr>
-        <w:t>allow</w:t>
-      </w:r>
-      <w:proofErr w:type="gramEnd"/>
-      <w:r>
-        <w:rPr>
-          <w:sz w:val="28"/>
-          <w:szCs w:val="28"/>
-        </w:rPr>
-        <w:t xml:space="preserve"> to store information in key-value pairs. Key is unique value can be duplicate. </w:t>
+        <w:t xml:space="preserve"> it allow to store information in key-value pairs. Key is unique value can be duplicate. </w:t>
       </w:r>
     </w:p>
     <w:p>
@@ -2822,7 +2567,6 @@
         </w:rPr>
       </w:pPr>
       <w:proofErr w:type="spellStart"/>
-      <w:proofErr w:type="gramStart"/>
       <w:r>
         <w:rPr>
           <w:sz w:val="28"/>
@@ -2843,15 +2587,7 @@
           <w:sz w:val="28"/>
           <w:szCs w:val="28"/>
         </w:rPr>
-        <w:t>:</w:t>
-      </w:r>
-      <w:proofErr w:type="gramEnd"/>
-      <w:r>
-        <w:rPr>
-          <w:sz w:val="28"/>
-          <w:szCs w:val="28"/>
-        </w:rPr>
-        <w:t xml:space="preserve"> order </w:t>
+        <w:t xml:space="preserve">: order </w:t>
       </w:r>
     </w:p>
     <w:p>
@@ -2960,6 +2696,100 @@
           <w:szCs w:val="28"/>
         </w:rPr>
       </w:pPr>
+    </w:p>
+    <w:p>
+      <w:pPr>
+        <w:rPr>
+          <w:sz w:val="28"/>
+          <w:szCs w:val="28"/>
+        </w:rPr>
+      </w:pPr>
+      <w:r>
+        <w:rPr>
+          <w:sz w:val="28"/>
+          <w:szCs w:val="28"/>
+        </w:rPr>
+        <w:t xml:space="preserve">Collection Framework with generics </w:t>
+      </w:r>
+    </w:p>
+    <w:p>
+      <w:pPr>
+        <w:rPr>
+          <w:sz w:val="28"/>
+          <w:szCs w:val="28"/>
+        </w:rPr>
+      </w:pPr>
+    </w:p>
+    <w:p>
+      <w:pPr>
+        <w:rPr>
+          <w:sz w:val="28"/>
+          <w:szCs w:val="28"/>
+        </w:rPr>
+      </w:pPr>
+      <w:proofErr w:type="spellStart"/>
+      <w:r>
+        <w:rPr>
+          <w:sz w:val="28"/>
+          <w:szCs w:val="28"/>
+        </w:rPr>
+        <w:t>CollectionClass</w:t>
+      </w:r>
+      <w:proofErr w:type="spellEnd"/>
+      <w:r>
+        <w:rPr>
+          <w:sz w:val="28"/>
+          <w:szCs w:val="28"/>
+        </w:rPr>
+        <w:t xml:space="preserve">&lt;Type&gt; </w:t>
+      </w:r>
+      <w:proofErr w:type="spellStart"/>
+      <w:r>
+        <w:rPr>
+          <w:sz w:val="28"/>
+          <w:szCs w:val="28"/>
+        </w:rPr>
+        <w:t>obj</w:t>
+      </w:r>
+      <w:proofErr w:type="spellEnd"/>
+      <w:r>
+        <w:rPr>
+          <w:sz w:val="28"/>
+          <w:szCs w:val="28"/>
+        </w:rPr>
+        <w:t xml:space="preserve"> = new </w:t>
+      </w:r>
+      <w:proofErr w:type="spellStart"/>
+      <w:r>
+        <w:rPr>
+          <w:sz w:val="28"/>
+          <w:szCs w:val="28"/>
+        </w:rPr>
+        <w:t>CollectionClass</w:t>
+      </w:r>
+      <w:proofErr w:type="spellEnd"/>
+      <w:r>
+        <w:rPr>
+          <w:sz w:val="28"/>
+          <w:szCs w:val="28"/>
+        </w:rPr>
+        <w:t>&lt;Type&gt;();</w:t>
+      </w:r>
+    </w:p>
+    <w:p>
+      <w:pPr>
+        <w:rPr>
+          <w:sz w:val="28"/>
+          <w:szCs w:val="28"/>
+        </w:rPr>
+      </w:pPr>
+      <w:r>
+        <w:rPr>
+          <w:sz w:val="28"/>
+          <w:szCs w:val="28"/>
+        </w:rPr>
+        <w:t xml:space="preserve">Type can be Integer, Float, Double, String or user defined class. </w:t>
+      </w:r>
     </w:p>
     <w:p>
       <w:pPr>
